--- a/skills/gongwen-converter/scripts/reference.docx
+++ b/skills/gongwen-converter/scripts/reference.docx
@@ -675,8 +675,6 @@
     <w:qFormat/>
     <w:rsid w:val="00FC693F"/>
     <w:pPr>
-      <w:keepNext/>
-      <w:keepLines/>
       <w:spacing w:before="0" w:after="0" w:line="560" w:lineRule="exact" w:beforeAutospacing="0" w:afterAutospacing="0"/>
       <w:jc w:val="both"/>
       <w:outlineLvl w:val="0"/>
@@ -702,8 +700,6 @@
     <w:qFormat/>
     <w:rsid w:val="00FC693F"/>
     <w:pPr>
-      <w:keepNext/>
-      <w:keepLines/>
       <w:spacing w:before="0" w:after="0" w:line="560" w:lineRule="exact" w:beforeAutospacing="0" w:afterAutospacing="0"/>
       <w:jc w:val="both"/>
       <w:outlineLvl w:val="1"/>
@@ -729,8 +725,6 @@
     <w:qFormat/>
     <w:rsid w:val="00FC693F"/>
     <w:pPr>
-      <w:keepNext/>
-      <w:keepLines/>
       <w:spacing w:before="0" w:after="0" w:line="560" w:lineRule="exact" w:beforeAutospacing="0" w:afterAutospacing="0"/>
       <w:jc w:val="both"/>
       <w:outlineLvl w:val="2"/>
@@ -756,8 +750,6 @@
     <w:qFormat/>
     <w:rsid w:val="00FC693F"/>
     <w:pPr>
-      <w:keepNext/>
-      <w:keepLines/>
       <w:spacing w:before="0" w:after="0" w:line="560" w:lineRule="exact" w:beforeAutospacing="0" w:afterAutospacing="0"/>
       <w:jc w:val="both"/>
       <w:outlineLvl w:val="3"/>
@@ -784,8 +776,6 @@
     <w:qFormat/>
     <w:rsid w:val="00FC693F"/>
     <w:pPr>
-      <w:keepNext/>
-      <w:keepLines/>
       <w:spacing w:before="200" w:after="0"/>
       <w:outlineLvl w:val="4"/>
     </w:pPr>
@@ -805,8 +795,6 @@
     <w:qFormat/>
     <w:rsid w:val="00FC693F"/>
     <w:pPr>
-      <w:keepNext/>
-      <w:keepLines/>
       <w:spacing w:before="200" w:after="0"/>
       <w:outlineLvl w:val="5"/>
     </w:pPr>
@@ -828,8 +816,6 @@
     <w:qFormat/>
     <w:rsid w:val="00FC693F"/>
     <w:pPr>
-      <w:keepNext/>
-      <w:keepLines/>
       <w:spacing w:before="200" w:after="0"/>
       <w:outlineLvl w:val="6"/>
     </w:pPr>
@@ -851,8 +837,6 @@
     <w:qFormat/>
     <w:rsid w:val="00FC693F"/>
     <w:pPr>
-      <w:keepNext/>
-      <w:keepLines/>
       <w:spacing w:before="200" w:after="0"/>
       <w:outlineLvl w:val="7"/>
     </w:pPr>
@@ -874,8 +858,6 @@
     <w:qFormat/>
     <w:rsid w:val="00FC693F"/>
     <w:pPr>
-      <w:keepNext/>
-      <w:keepLines/>
       <w:spacing w:before="200" w:after="0"/>
       <w:outlineLvl w:val="8"/>
     </w:pPr>
